--- a/backend/templates/contrat_leger_template.docx
+++ b/backend/templates/contrat_leger_template.docx
@@ -1437,6 +1437,21 @@
     </w:p>
     <w:p>
       <w:pPr>
+        <w:spacing w:after="140" w:lineRule="auto"/>
+        <w:rPr>
+          <w:rFonts w:ascii="Raleway" w:cs="Raleway" w:eastAsia="Raleway" w:hAnsi="Raleway"/>
+        </w:rPr>
+      </w:pPr>
+      <w:r>
+        <w:rPr>
+          <w:rFonts w:ascii="Raleway" w:cs="Raleway" w:eastAsia="Raleway" w:hAnsi="Raleway"/>
+          <w:rtl w:val="0"/>
+        </w:rPr>
+        <w:t xml:space="preserve">Les conditions générales du Sous-Traitant, quelle que soit leur forme (offre, devis, facture, bon de livraison, accusé de réception ou tout autre document), sont réputées nulles et non avenues et ne sauraient en aucun cas déroger aux termes du présent contrat, même si le Sous-Traitant s'y réfère expressément ou si Karno accuse réception d'un document qui les mentionne.</w:t>
+      </w:r>
+    </w:p>
+    <w:p>
+      <w:pPr>
         <w:pStyle w:val="Heading1"/>
         <w:pageBreakBefore w:val="1"/>
         <w:spacing w:after="240" w:lineRule="auto"/>
@@ -1625,6 +1640,38 @@
     </w:p>
     <w:p>
       <w:pPr>
+        <w:pStyle w:val="Heading2"/>
+        <w:spacing w:after="120" w:before="200" w:lineRule="auto"/>
+        <w:rPr>
+          <w:rFonts w:ascii="Raleway" w:cs="Raleway" w:eastAsia="Raleway" w:hAnsi="Raleway"/>
+        </w:rPr>
+      </w:pPr>
+      <w:r>
+        <w:rPr>
+          <w:rFonts w:ascii="Raleway" w:cs="Raleway" w:eastAsia="Raleway" w:hAnsi="Raleway"/>
+          <w:color w:val="c0282d"/>
+          <w:rtl w:val="0"/>
+        </w:rPr>
+        <w:t xml:space="preserve">4.3. Interdiction de sous-traiter</w:t>
+      </w:r>
+    </w:p>
+    <w:p>
+      <w:pPr>
+        <w:spacing w:after="140" w:lineRule="auto"/>
+        <w:rPr>
+          <w:rFonts w:ascii="Raleway" w:cs="Raleway" w:eastAsia="Raleway" w:hAnsi="Raleway"/>
+        </w:rPr>
+      </w:pPr>
+      <w:r>
+        <w:rPr>
+          <w:rFonts w:ascii="Raleway" w:cs="Raleway" w:eastAsia="Raleway" w:hAnsi="Raleway"/>
+          <w:rtl w:val="0"/>
+        </w:rPr>
+        <w:t xml:space="preserve">Le Sous-Traitant ne peut céder ou sous-traiter tout ou partie des prestations objet du présent contrat sans l'accord écrit et préalable de Karno. Karno peut refuser tout sous-traitant proposé sans avoir à motiver sa décision. En tout état de cause, le Sous-Traitant demeure seul responsable envers Karno de la bonne exécution de l'ensemble des prestations, y compris celles confiées à un sous-traitant autorisé.</w:t>
+      </w:r>
+    </w:p>
+    <w:p>
+      <w:pPr>
         <w:pStyle w:val="Heading1"/>
         <w:pageBreakBefore w:val="1"/>
         <w:spacing w:after="240" w:lineRule="auto"/>
@@ -1638,7 +1685,24 @@
           <w:color w:val="c0282d"/>
           <w:rtl w:val="0"/>
         </w:rPr>
-        <w:t xml:space="preserve">5. Documents à fournir avant démarrage</w:t>
+        <w:t xml:space="preserve">5. Documents à fournir</w:t>
+      </w:r>
+    </w:p>
+    <w:p>
+      <w:pPr>
+        <w:pStyle w:val="Heading2"/>
+        <w:spacing w:after="120" w:before="200" w:lineRule="auto"/>
+        <w:rPr>
+          <w:rFonts w:ascii="Raleway" w:cs="Raleway" w:eastAsia="Raleway" w:hAnsi="Raleway"/>
+        </w:rPr>
+      </w:pPr>
+      <w:r>
+        <w:rPr>
+          <w:rFonts w:ascii="Raleway" w:cs="Raleway" w:eastAsia="Raleway" w:hAnsi="Raleway"/>
+          <w:color w:val="c0282d"/>
+          <w:rtl w:val="0"/>
+        </w:rPr>
+        <w:t xml:space="preserve">5.1. Avant démarrage</w:t>
       </w:r>
     </w:p>
     <w:p>
@@ -1904,20 +1968,34 @@
     </w:p>
     <w:p>
       <w:pPr>
-        <w:pStyle w:val="Heading1"/>
-        <w:pageBreakBefore w:val="1"/>
-        <w:spacing w:after="240" w:lineRule="auto"/>
-        <w:rPr>
-          <w:rFonts w:ascii="Raleway" w:cs="Raleway" w:eastAsia="Raleway" w:hAnsi="Raleway"/>
-        </w:rPr>
-      </w:pPr>
-      <w:r>
-        <w:rPr>
-          <w:rFonts w:ascii="Raleway" w:cs="Raleway" w:eastAsia="Raleway" w:hAnsi="Raleway"/>
-          <w:color w:val="c0282d"/>
-          <w:rtl w:val="0"/>
-        </w:rPr>
-        <w:t xml:space="preserve">6. Paiement et réception</w:t>
+        <w:pStyle w:val="Heading2"/>
+        <w:spacing w:after="120" w:before="200" w:lineRule="auto"/>
+        <w:rPr>
+          <w:rFonts w:ascii="Raleway" w:cs="Raleway" w:eastAsia="Raleway" w:hAnsi="Raleway"/>
+        </w:rPr>
+      </w:pPr>
+      <w:r>
+        <w:rPr>
+          <w:rFonts w:ascii="Raleway" w:cs="Raleway" w:eastAsia="Raleway" w:hAnsi="Raleway"/>
+          <w:color w:val="c0282d"/>
+          <w:rtl w:val="0"/>
+        </w:rPr>
+        <w:t xml:space="preserve">5.2. En fin de chantier (dossier de réception)</w:t>
+      </w:r>
+    </w:p>
+    <w:p>
+      <w:pPr>
+        <w:spacing w:after="140" w:lineRule="auto"/>
+        <w:rPr>
+          <w:rFonts w:ascii="Raleway" w:cs="Raleway" w:eastAsia="Raleway" w:hAnsi="Raleway"/>
+        </w:rPr>
+      </w:pPr>
+      <w:r>
+        <w:rPr>
+          <w:rFonts w:ascii="Raleway" w:cs="Raleway" w:eastAsia="Raleway" w:hAnsi="Raleway"/>
+          <w:rtl w:val="0"/>
+        </w:rPr>
+        <w:t xml:space="preserve">Préalablement à la réception provisoire, le Sous-Traitant remet à Karno un dossier complet comprenant notamment, selon la nature des prestations :</w:t>
       </w:r>
     </w:p>
     <w:p>
@@ -1950,7 +2028,7 @@
           <w:rFonts w:ascii="Raleway" w:cs="Raleway" w:eastAsia="Raleway" w:hAnsi="Raleway"/>
           <w:rtl w:val="0"/>
         </w:rPr>
-        <w:t xml:space="preserve">Avancement des travaux : 90 % du montant total — acomptes mensuels sur état d'avancement validé ;</w:t>
+        <w:t xml:space="preserve">Carnet de soudure et fiches de paramètres (numéro de soudure, opérateur, machine, date, résultats), le cas échéant ;</w:t>
       </w:r>
     </w:p>
     <w:p>
@@ -1983,7 +2061,7 @@
           <w:rFonts w:ascii="Raleway" w:cs="Raleway" w:eastAsia="Raleway" w:hAnsi="Raleway"/>
           <w:rtl w:val="0"/>
         </w:rPr>
-        <w:t xml:space="preserve">Réception provisoire : 5 % — après remise des documents de contrôle qualité conformes ;</w:t>
+        <w:t xml:space="preserve">Plan de repérage des soudures et/ou des ouvrages réalisés ;</w:t>
       </w:r>
     </w:p>
     <w:p>
@@ -2016,7 +2094,7 @@
           <w:rFonts w:ascii="Raleway" w:cs="Raleway" w:eastAsia="Raleway" w:hAnsi="Raleway"/>
           <w:rtl w:val="0"/>
         </w:rPr>
-        <w:t xml:space="preserve">Réception définitive : 5 % — après remise du dossier As-Built complet et levée des réserves ;</w:t>
+        <w:t xml:space="preserve">Procès-verbaux des essais de pression et, le cas échéant, rapports de contrôle non destructif (CND) ;</w:t>
       </w:r>
     </w:p>
     <w:p>
@@ -2049,55 +2127,7 @@
           <w:rFonts w:ascii="Raleway" w:cs="Raleway" w:eastAsia="Raleway" w:hAnsi="Raleway"/>
           <w:rtl w:val="0"/>
         </w:rPr>
-        <w:t xml:space="preserve">Délai de paiement : 30 jours calendrier à compter de la réception de la facture régulière.</w:t>
-      </w:r>
-    </w:p>
-    <w:p>
-      <w:pPr>
-        <w:spacing w:after="140" w:lineRule="auto"/>
-        <w:rPr>
-          <w:rFonts w:ascii="Raleway" w:cs="Raleway" w:eastAsia="Raleway" w:hAnsi="Raleway"/>
-        </w:rPr>
-      </w:pPr>
-      <w:r>
-        <w:rPr>
-          <w:rFonts w:ascii="Raleway" w:cs="Raleway" w:eastAsia="Raleway" w:hAnsi="Raleway"/>
-          <w:rtl w:val="0"/>
-        </w:rPr>
-        <w:t xml:space="preserve">Les états d'avancement sont soumis à Karno au plus tard le 20 du mois. Karno valide ou conteste motivément dans un délai de 10 jours ouvrables. La réception provisoire est prononcée par Karno par écrit, uniquement après remise et validation des documents visés à l'article 5. La réception définitive intervient 12 mois après la réception provisoire sans réserve. Le paiement ne vaut jamais réception.</w:t>
-      </w:r>
-    </w:p>
-    <w:p>
-      <w:pPr>
-        <w:pStyle w:val="Heading1"/>
-        <w:pageBreakBefore w:val="1"/>
-        <w:spacing w:after="240" w:lineRule="auto"/>
-        <w:rPr>
-          <w:rFonts w:ascii="Raleway" w:cs="Raleway" w:eastAsia="Raleway" w:hAnsi="Raleway"/>
-        </w:rPr>
-      </w:pPr>
-      <w:r>
-        <w:rPr>
-          <w:rFonts w:ascii="Raleway" w:cs="Raleway" w:eastAsia="Raleway" w:hAnsi="Raleway"/>
-          <w:color w:val="c0282d"/>
-          <w:rtl w:val="0"/>
-        </w:rPr>
-        <w:t xml:space="preserve">7. Garantie et obligation de résultat</w:t>
-      </w:r>
-    </w:p>
-    <w:p>
-      <w:pPr>
-        <w:spacing w:after="140" w:lineRule="auto"/>
-        <w:rPr>
-          <w:rFonts w:ascii="Raleway" w:cs="Raleway" w:eastAsia="Raleway" w:hAnsi="Raleway"/>
-        </w:rPr>
-      </w:pPr>
-      <w:r>
-        <w:rPr>
-          <w:rFonts w:ascii="Raleway" w:cs="Raleway" w:eastAsia="Raleway" w:hAnsi="Raleway"/>
-          <w:rtl w:val="0"/>
-        </w:rPr>
-        <w:t xml:space="preserve">Le Sous-Traitant est tenu à une obligation de résultat sur la bonne exécution et la conformité des Travaux réalisés dans le cadre du présent contrat, pendant une durée de 24 mois minimum à compter de la réception provisoire. Toute malfaçon ou non-conformité imputable au Sous-Traitant entraîne la prise en charge intégrale et exclusive par celui-ci :</w:t>
+        <w:t xml:space="preserve">Certificats de qualification des opérateurs et certificats d'étalonnage des machines utilisées ;</w:t>
       </w:r>
     </w:p>
     <w:p>
@@ -2130,7 +2160,7 @@
           <w:rFonts w:ascii="Raleway" w:cs="Raleway" w:eastAsia="Raleway" w:hAnsi="Raleway"/>
           <w:rtl w:val="0"/>
         </w:rPr>
-        <w:t xml:space="preserve">Toutes les reprises, remises en état, excavations et remblaiements nécessaires ;</w:t>
+        <w:t xml:space="preserve">Reportage photographique des phases clés et des ouvrages avant remblaiement ou fermeture ;</w:t>
       </w:r>
     </w:p>
     <w:p>
@@ -2163,7 +2193,55 @@
           <w:rFonts w:ascii="Raleway" w:cs="Raleway" w:eastAsia="Raleway" w:hAnsi="Raleway"/>
           <w:rtl w:val="0"/>
         </w:rPr>
-        <w:t xml:space="preserve">La remobilisation des équipes et engins ;</w:t>
+        <w:t xml:space="preserve">Tout autre document de traçabilité requis par les plans d'exécution ou le protocole Karno.</w:t>
+      </w:r>
+    </w:p>
+    <w:p>
+      <w:pPr>
+        <w:spacing w:after="140" w:lineRule="auto"/>
+        <w:rPr>
+          <w:rFonts w:ascii="Raleway" w:cs="Raleway" w:eastAsia="Raleway" w:hAnsi="Raleway"/>
+        </w:rPr>
+      </w:pPr>
+      <w:r>
+        <w:rPr>
+          <w:rFonts w:ascii="Raleway" w:cs="Raleway" w:eastAsia="Raleway" w:hAnsi="Raleway"/>
+          <w:rtl w:val="0"/>
+        </w:rPr>
+        <w:t xml:space="preserve">Karno peut refuser la réception provisoire tant que ce dossier n'est pas complet et conforme.</w:t>
+      </w:r>
+    </w:p>
+    <w:p>
+      <w:pPr>
+        <w:pStyle w:val="Heading1"/>
+        <w:pageBreakBefore w:val="1"/>
+        <w:spacing w:after="240" w:lineRule="auto"/>
+        <w:rPr>
+          <w:rFonts w:ascii="Raleway" w:cs="Raleway" w:eastAsia="Raleway" w:hAnsi="Raleway"/>
+        </w:rPr>
+      </w:pPr>
+      <w:r>
+        <w:rPr>
+          <w:rFonts w:ascii="Raleway" w:cs="Raleway" w:eastAsia="Raleway" w:hAnsi="Raleway"/>
+          <w:color w:val="c0282d"/>
+          <w:rtl w:val="0"/>
+        </w:rPr>
+        <w:t xml:space="preserve">6. Paiement et réception</w:t>
+      </w:r>
+    </w:p>
+    <w:p>
+      <w:pPr>
+        <w:spacing w:after="140" w:lineRule="auto"/>
+        <w:rPr>
+          <w:rFonts w:ascii="Raleway" w:cs="Raleway" w:eastAsia="Raleway" w:hAnsi="Raleway"/>
+        </w:rPr>
+      </w:pPr>
+      <w:r>
+        <w:rPr>
+          <w:rFonts w:ascii="Raleway" w:cs="Raleway" w:eastAsia="Raleway" w:hAnsi="Raleway"/>
+          <w:rtl w:val="0"/>
+        </w:rPr>
+        <w:t xml:space="preserve">Le présent contrat prévoit deux modalités de facturation alternatives, au choix de Karno et à préciser dans les conditions particulières du chantier :</w:t>
       </w:r>
     </w:p>
     <w:p>
@@ -2196,7 +2274,7 @@
           <w:rFonts w:ascii="Raleway" w:cs="Raleway" w:eastAsia="Raleway" w:hAnsi="Raleway"/>
           <w:rtl w:val="0"/>
         </w:rPr>
-        <w:t xml:space="preserve">Les nouveaux essais et contrôles requis ;</w:t>
+        <w:t xml:space="preserve">Option A — Garantie bancaire : moyennant la remise par le Sous-Traitant d'une garantie bancaire à première demande de 10 % du montant du marché, valable jusqu'à la réception définitive, le Sous-Traitant peut facturer jusqu'à 100 % du montant sur états d'avancement validés ;</w:t>
       </w:r>
     </w:p>
     <w:p>
@@ -2229,7 +2307,220 @@
           <w:rFonts w:ascii="Raleway" w:cs="Raleway" w:eastAsia="Raleway" w:hAnsi="Raleway"/>
           <w:rtl w:val="0"/>
         </w:rPr>
-        <w:t xml:space="preserve">Les pertes d'exploitation, pénalités client et frais d'ingénierie subis par Karno.</w:t>
+        <w:t xml:space="preserve">Option B — Retenues de garantie : à défaut de garantie bancaire, Karno retient 5 % du montant à la réception provisoire et 5 % à la réception définitive ; le solde, soit 90 %, est facturable sur états d'avancement validés.</w:t>
+      </w:r>
+    </w:p>
+    <w:p>
+      <w:pPr>
+        <w:keepNext w:val="0"/>
+        <w:keepLines w:val="0"/>
+        <w:pageBreakBefore w:val="0"/>
+        <w:widowControl w:val="1"/>
+        <w:numPr>
+          <w:ilvl w:val="0"/>
+          <w:numId w:val="1"/>
+        </w:numPr>
+        <w:pBdr>
+          <w:top w:space="0" w:sz="0" w:val="nil"/>
+          <w:left w:space="0" w:sz="0" w:val="nil"/>
+          <w:bottom w:space="0" w:sz="0" w:val="nil"/>
+          <w:right w:space="0" w:sz="0" w:val="nil"/>
+          <w:between w:space="0" w:sz="0" w:val="nil"/>
+        </w:pBdr>
+        <w:shd w:fill="auto" w:val="clear"/>
+        <w:spacing w:after="80" w:before="0" w:line="240" w:lineRule="auto"/>
+        <w:ind w:left="540" w:right="0" w:hanging="270"/>
+        <w:jc w:val="left"/>
+        <w:rPr>
+          <w:rFonts w:ascii="Raleway" w:cs="Raleway" w:eastAsia="Raleway" w:hAnsi="Raleway"/>
+        </w:rPr>
+      </w:pPr>
+      <w:r>
+        <w:rPr>
+          <w:rFonts w:ascii="Raleway" w:cs="Raleway" w:eastAsia="Raleway" w:hAnsi="Raleway"/>
+          <w:rtl w:val="0"/>
+        </w:rPr>
+        <w:t xml:space="preserve">Délai de paiement : 30 jours calendrier à compter de la réception de la facture régulière.</w:t>
+      </w:r>
+    </w:p>
+    <w:p>
+      <w:pPr>
+        <w:spacing w:after="140" w:lineRule="auto"/>
+        <w:rPr>
+          <w:rFonts w:ascii="Raleway" w:cs="Raleway" w:eastAsia="Raleway" w:hAnsi="Raleway"/>
+        </w:rPr>
+      </w:pPr>
+      <w:r>
+        <w:rPr>
+          <w:rFonts w:ascii="Raleway" w:cs="Raleway" w:eastAsia="Raleway" w:hAnsi="Raleway"/>
+          <w:rtl w:val="0"/>
+        </w:rPr>
+        <w:t xml:space="preserve">Les états d'avancement sont soumis à Karno au plus tard le 20 du mois. Karno valide ou conteste motivément dans un délai de 10 jours ouvrables. La réception provisoire est prononcée par Karno par écrit et suppose la réunion cumulative des conditions suivantes : conformité des essais et contrôles requis, absence de fuite ou de désordre apparent, validation technique de Karno, remise du dossier visé à l'article 5.2, et absence de réserve majeure. La réception définitive intervient 12 mois après la réception provisoire, après levée de toutes les réserves. Le paiement ne vaut jamais réception. La garantie bancaire visée à l'option A, si elle est constituée, est libérée à la réception définitive, sous déduction le cas échéant des sommes nécessaires à la levée des réserves restantes.</w:t>
+      </w:r>
+    </w:p>
+    <w:p>
+      <w:pPr>
+        <w:pStyle w:val="Heading1"/>
+        <w:pageBreakBefore w:val="1"/>
+        <w:spacing w:after="240" w:lineRule="auto"/>
+        <w:rPr>
+          <w:rFonts w:ascii="Raleway" w:cs="Raleway" w:eastAsia="Raleway" w:hAnsi="Raleway"/>
+        </w:rPr>
+      </w:pPr>
+      <w:r>
+        <w:rPr>
+          <w:rFonts w:ascii="Raleway" w:cs="Raleway" w:eastAsia="Raleway" w:hAnsi="Raleway"/>
+          <w:color w:val="c0282d"/>
+          <w:rtl w:val="0"/>
+        </w:rPr>
+        <w:t xml:space="preserve">7. Garantie et obligation de résultat</w:t>
+      </w:r>
+    </w:p>
+    <w:p>
+      <w:pPr>
+        <w:spacing w:after="140" w:lineRule="auto"/>
+        <w:rPr>
+          <w:rFonts w:ascii="Raleway" w:cs="Raleway" w:eastAsia="Raleway" w:hAnsi="Raleway"/>
+        </w:rPr>
+      </w:pPr>
+      <w:r>
+        <w:rPr>
+          <w:rFonts w:ascii="Raleway" w:cs="Raleway" w:eastAsia="Raleway" w:hAnsi="Raleway"/>
+          <w:rtl w:val="0"/>
+        </w:rPr>
+        <w:t xml:space="preserve">Le Sous-Traitant est tenu à une obligation de résultat sur la bonne exécution et la conformité des Travaux réalisés dans le cadre du présent contrat, pendant une durée de 24 mois minimum à compter de la réception provisoire. Toute malfaçon ou non-conformité imputable au Sous-Traitant entraîne la prise en charge intégrale et exclusive par celui-ci :</w:t>
+      </w:r>
+    </w:p>
+    <w:p>
+      <w:pPr>
+        <w:keepNext w:val="0"/>
+        <w:keepLines w:val="0"/>
+        <w:pageBreakBefore w:val="0"/>
+        <w:widowControl w:val="1"/>
+        <w:numPr>
+          <w:ilvl w:val="0"/>
+          <w:numId w:val="1"/>
+        </w:numPr>
+        <w:pBdr>
+          <w:top w:space="0" w:sz="0" w:val="nil"/>
+          <w:left w:space="0" w:sz="0" w:val="nil"/>
+          <w:bottom w:space="0" w:sz="0" w:val="nil"/>
+          <w:right w:space="0" w:sz="0" w:val="nil"/>
+          <w:between w:space="0" w:sz="0" w:val="nil"/>
+        </w:pBdr>
+        <w:shd w:fill="auto" w:val="clear"/>
+        <w:spacing w:after="80" w:before="0" w:line="240" w:lineRule="auto"/>
+        <w:ind w:left="540" w:right="0" w:hanging="270"/>
+        <w:jc w:val="left"/>
+        <w:rPr>
+          <w:rFonts w:ascii="Raleway" w:cs="Raleway" w:eastAsia="Raleway" w:hAnsi="Raleway"/>
+        </w:rPr>
+      </w:pPr>
+      <w:r>
+        <w:rPr>
+          <w:rFonts w:ascii="Raleway" w:cs="Raleway" w:eastAsia="Raleway" w:hAnsi="Raleway"/>
+          <w:rtl w:val="0"/>
+        </w:rPr>
+        <w:t xml:space="preserve">Toutes les reprises, remises en état, excavations et remblaiements nécessaires ;</w:t>
+      </w:r>
+    </w:p>
+    <w:p>
+      <w:pPr>
+        <w:keepNext w:val="0"/>
+        <w:keepLines w:val="0"/>
+        <w:pageBreakBefore w:val="0"/>
+        <w:widowControl w:val="1"/>
+        <w:numPr>
+          <w:ilvl w:val="0"/>
+          <w:numId w:val="1"/>
+        </w:numPr>
+        <w:pBdr>
+          <w:top w:space="0" w:sz="0" w:val="nil"/>
+          <w:left w:space="0" w:sz="0" w:val="nil"/>
+          <w:bottom w:space="0" w:sz="0" w:val="nil"/>
+          <w:right w:space="0" w:sz="0" w:val="nil"/>
+          <w:between w:space="0" w:sz="0" w:val="nil"/>
+        </w:pBdr>
+        <w:shd w:fill="auto" w:val="clear"/>
+        <w:spacing w:after="80" w:before="0" w:line="240" w:lineRule="auto"/>
+        <w:ind w:left="540" w:right="0" w:hanging="270"/>
+        <w:jc w:val="left"/>
+        <w:rPr>
+          <w:rFonts w:ascii="Raleway" w:cs="Raleway" w:eastAsia="Raleway" w:hAnsi="Raleway"/>
+        </w:rPr>
+      </w:pPr>
+      <w:r>
+        <w:rPr>
+          <w:rFonts w:ascii="Raleway" w:cs="Raleway" w:eastAsia="Raleway" w:hAnsi="Raleway"/>
+          <w:rtl w:val="0"/>
+        </w:rPr>
+        <w:t xml:space="preserve">La remobilisation des équipes et engins ;</w:t>
+      </w:r>
+    </w:p>
+    <w:p>
+      <w:pPr>
+        <w:keepNext w:val="0"/>
+        <w:keepLines w:val="0"/>
+        <w:pageBreakBefore w:val="0"/>
+        <w:widowControl w:val="1"/>
+        <w:numPr>
+          <w:ilvl w:val="0"/>
+          <w:numId w:val="1"/>
+        </w:numPr>
+        <w:pBdr>
+          <w:top w:space="0" w:sz="0" w:val="nil"/>
+          <w:left w:space="0" w:sz="0" w:val="nil"/>
+          <w:bottom w:space="0" w:sz="0" w:val="nil"/>
+          <w:right w:space="0" w:sz="0" w:val="nil"/>
+          <w:between w:space="0" w:sz="0" w:val="nil"/>
+        </w:pBdr>
+        <w:shd w:fill="auto" w:val="clear"/>
+        <w:spacing w:after="80" w:before="0" w:line="240" w:lineRule="auto"/>
+        <w:ind w:left="540" w:right="0" w:hanging="270"/>
+        <w:jc w:val="left"/>
+        <w:rPr>
+          <w:rFonts w:ascii="Raleway" w:cs="Raleway" w:eastAsia="Raleway" w:hAnsi="Raleway"/>
+        </w:rPr>
+      </w:pPr>
+      <w:r>
+        <w:rPr>
+          <w:rFonts w:ascii="Raleway" w:cs="Raleway" w:eastAsia="Raleway" w:hAnsi="Raleway"/>
+          <w:rtl w:val="0"/>
+        </w:rPr>
+        <w:t xml:space="preserve">Les nouveaux essais et contrôles requis ;</w:t>
+      </w:r>
+    </w:p>
+    <w:p>
+      <w:pPr>
+        <w:keepNext w:val="0"/>
+        <w:keepLines w:val="0"/>
+        <w:pageBreakBefore w:val="0"/>
+        <w:widowControl w:val="1"/>
+        <w:numPr>
+          <w:ilvl w:val="0"/>
+          <w:numId w:val="1"/>
+        </w:numPr>
+        <w:pBdr>
+          <w:top w:space="0" w:sz="0" w:val="nil"/>
+          <w:left w:space="0" w:sz="0" w:val="nil"/>
+          <w:bottom w:space="0" w:sz="0" w:val="nil"/>
+          <w:right w:space="0" w:sz="0" w:val="nil"/>
+          <w:between w:space="0" w:sz="0" w:val="nil"/>
+        </w:pBdr>
+        <w:shd w:fill="auto" w:val="clear"/>
+        <w:spacing w:after="80" w:before="0" w:line="240" w:lineRule="auto"/>
+        <w:ind w:left="540" w:right="0" w:hanging="270"/>
+        <w:jc w:val="left"/>
+        <w:rPr>
+          <w:rFonts w:ascii="Raleway" w:cs="Raleway" w:eastAsia="Raleway" w:hAnsi="Raleway"/>
+        </w:rPr>
+      </w:pPr>
+      <w:r>
+        <w:rPr>
+          <w:rFonts w:ascii="Raleway" w:cs="Raleway" w:eastAsia="Raleway" w:hAnsi="Raleway"/>
+          <w:rtl w:val="0"/>
+        </w:rPr>
+        <w:t xml:space="preserve">Les pertes d'exploitation, pénalités client et frais d'ingénierie subis par Karno, dans la mesure où ils résultent directement d'un manquement imputable au Sous-Traitant.</w:t>
       </w:r>
     </w:p>
     <w:p>
